--- a/outputs/설정값_가정_정리.docx
+++ b/outputs/설정값_가정_정리.docx
@@ -44,7 +44,7 @@
           <w:color w:val="5C6570"/>
           <w:sz w:val="18"/>
         </w:rPr>
-        <w:t>제17회 LH 국토기술대전 · 생성일 2026-08-20</w:t>
+        <w:t>제17회 LH 국토기술대전 · 생성일 2026-08-21</w:t>
       </w:r>
     </w:p>
     <w:p>
@@ -572,7 +572,7 @@
                 <w:rFonts w:ascii="맑은 고딕" w:hAnsi="맑은 고딕" w:eastAsia="맑은 고딕"/>
                 <w:sz w:val="18"/>
               </w:rPr>
-              <w:t>후보 24 · 예산 8대</w:t>
+              <w:t>후보 100 · 예산 8대</w:t>
             </w:r>
           </w:p>
         </w:tc>
@@ -3399,14 +3399,16 @@
         <w:tblLook w:firstColumn="1" w:firstRow="1" w:lastColumn="0" w:lastRow="0" w:noHBand="0" w:noVBand="1" w:val="04A0"/>
       </w:tblPr>
       <w:tblGrid>
-        <w:gridCol w:w="3249"/>
-        <w:gridCol w:w="3249"/>
-        <w:gridCol w:w="3249"/>
+        <w:gridCol w:w="1949"/>
+        <w:gridCol w:w="1949"/>
+        <w:gridCol w:w="1949"/>
+        <w:gridCol w:w="1949"/>
+        <w:gridCol w:w="1949"/>
       </w:tblGrid>
       <w:tr>
         <w:tc>
           <w:tcPr>
-            <w:tcW w:type="dxa" w:w="3402"/>
+            <w:tcW w:type="dxa" w:w="1928"/>
           </w:tcPr>
           <w:p>
             <w:r/>
@@ -3414,7 +3416,7 @@
               <w:rPr>
                 <w:rFonts w:ascii="맑은 고딕" w:hAnsi="맑은 고딕" w:eastAsia="맑은 고딕"/>
                 <w:b/>
-                <w:sz w:val="18"/>
+                <w:sz w:val="16"/>
               </w:rPr>
               <w:t>구역</w:t>
             </w:r>
@@ -3422,7 +3424,7 @@
         </w:tc>
         <w:tc>
           <w:tcPr>
-            <w:tcW w:type="dxa" w:w="1701"/>
+            <w:tcW w:type="dxa" w:w="907"/>
           </w:tcPr>
           <w:p>
             <w:r/>
@@ -3430,7 +3432,7 @@
               <w:rPr>
                 <w:rFonts w:ascii="맑은 고딕" w:hAnsi="맑은 고딕" w:eastAsia="맑은 고딕"/>
                 <w:b/>
-                <w:sz w:val="18"/>
+                <w:sz w:val="16"/>
               </w:rPr>
               <w:t>가중치</w:t>
             </w:r>
@@ -3438,7 +3440,7 @@
         </w:tc>
         <w:tc>
           <w:tcPr>
-            <w:tcW w:type="dxa" w:w="1134"/>
+            <w:tcW w:type="dxa" w:w="1361"/>
           </w:tcPr>
           <w:p>
             <w:r/>
@@ -3446,7 +3448,39 @@
               <w:rPr>
                 <w:rFonts w:ascii="맑은 고딕" w:hAnsi="맑은 고딕" w:eastAsia="맑은 고딕"/>
                 <w:b/>
-                <w:sz w:val="18"/>
+                <w:sz w:val="16"/>
+              </w:rPr>
+              <w:t>재해유형</w:t>
+            </w:r>
+          </w:p>
+        </w:tc>
+        <w:tc>
+          <w:tcPr>
+            <w:tcW w:type="dxa" w:w="2835"/>
+          </w:tcPr>
+          <w:p>
+            <w:r/>
+            <w:r>
+              <w:rPr>
+                <w:rFonts w:ascii="맑은 고딕" w:hAnsi="맑은 고딕" w:eastAsia="맑은 고딕"/>
+                <w:b/>
+                <w:sz w:val="16"/>
+              </w:rPr>
+              <w:t>출처</w:t>
+            </w:r>
+          </w:p>
+        </w:tc>
+        <w:tc>
+          <w:tcPr>
+            <w:tcW w:type="dxa" w:w="907"/>
+          </w:tcPr>
+          <w:p>
+            <w:r/>
+            <w:r>
+              <w:rPr>
+                <w:rFonts w:ascii="맑은 고딕" w:hAnsi="맑은 고딕" w:eastAsia="맑은 고딕"/>
+                <w:b/>
+                <w:sz w:val="16"/>
               </w:rPr>
               <w:t>등급</w:t>
             </w:r>
@@ -3456,46 +3490,76 @@
       <w:tr>
         <w:tc>
           <w:tcPr>
-            <w:tcW w:type="dxa" w:w="3402"/>
-          </w:tcPr>
-          <w:p>
-            <w:r/>
-            <w:r>
-              <w:rPr>
-                <w:rFonts w:ascii="맑은 고딕" w:hAnsi="맑은 고딕" w:eastAsia="맑은 고딕"/>
-                <w:sz w:val="18"/>
-              </w:rPr>
-              <w:t>gangform_workface</w:t>
-            </w:r>
-          </w:p>
-        </w:tc>
-        <w:tc>
-          <w:tcPr>
-            <w:tcW w:type="dxa" w:w="1701"/>
-          </w:tcPr>
-          <w:p>
-            <w:r/>
-            <w:r>
-              <w:rPr>
-                <w:rFonts w:ascii="맑은 고딕" w:hAnsi="맑은 고딕" w:eastAsia="맑은 고딕"/>
-                <w:sz w:val="18"/>
-              </w:rPr>
-              <w:t>5</w:t>
-            </w:r>
-          </w:p>
-        </w:tc>
-        <w:tc>
-          <w:tcPr>
-            <w:tcW w:type="dxa" w:w="1134"/>
-          </w:tcPr>
-          <w:p>
-            <w:r/>
-            <w:r>
-              <w:rPr>
-                <w:rFonts w:ascii="맑은 고딕" w:hAnsi="맑은 고딕" w:eastAsia="맑은 고딕"/>
-                <w:sz w:val="18"/>
-              </w:rPr>
-              <w:t>[잠정]</w:t>
+            <w:tcW w:type="dxa" w:w="1928"/>
+          </w:tcPr>
+          <w:p>
+            <w:r/>
+            <w:r>
+              <w:rPr>
+                <w:rFonts w:ascii="맑은 고딕" w:hAnsi="맑은 고딕" w:eastAsia="맑은 고딕"/>
+                <w:sz w:val="16"/>
+              </w:rPr>
+              <w:t>갱폼 작업면</w:t>
+            </w:r>
+          </w:p>
+        </w:tc>
+        <w:tc>
+          <w:tcPr>
+            <w:tcW w:type="dxa" w:w="907"/>
+          </w:tcPr>
+          <w:p>
+            <w:r/>
+            <w:r>
+              <w:rPr>
+                <w:rFonts w:ascii="맑은 고딕" w:hAnsi="맑은 고딕" w:eastAsia="맑은 고딕"/>
+                <w:sz w:val="16"/>
+              </w:rPr>
+              <w:t>10</w:t>
+            </w:r>
+          </w:p>
+        </w:tc>
+        <w:tc>
+          <w:tcPr>
+            <w:tcW w:type="dxa" w:w="1361"/>
+          </w:tcPr>
+          <w:p>
+            <w:r/>
+            <w:r>
+              <w:rPr>
+                <w:rFonts w:ascii="맑은 고딕" w:hAnsi="맑은 고딕" w:eastAsia="맑은 고딕"/>
+                <w:sz w:val="16"/>
+              </w:rPr>
+              <w:t>떨어짐</w:t>
+            </w:r>
+          </w:p>
+        </w:tc>
+        <w:tc>
+          <w:tcPr>
+            <w:tcW w:type="dxa" w:w="2835"/>
+          </w:tcPr>
+          <w:p>
+            <w:r/>
+            <w:r>
+              <w:rPr>
+                <w:rFonts w:ascii="맑은 고딕" w:hAnsi="맑은 고딕" w:eastAsia="맑은 고딕"/>
+                <w:sz w:val="16"/>
+              </w:rPr>
+              <w:t>derived:R2_gangform</w:t>
+            </w:r>
+          </w:p>
+        </w:tc>
+        <w:tc>
+          <w:tcPr>
+            <w:tcW w:type="dxa" w:w="907"/>
+          </w:tcPr>
+          <w:p>
+            <w:r/>
+            <w:r>
+              <w:rPr>
+                <w:rFonts w:ascii="맑은 고딕" w:hAnsi="맑은 고딕" w:eastAsia="맑은 고딕"/>
+                <w:sz w:val="16"/>
+              </w:rPr>
+              <w:t>[실측]</w:t>
             </w:r>
           </w:p>
         </w:tc>
@@ -3503,44 +3567,74 @@
       <w:tr>
         <w:tc>
           <w:tcPr>
-            <w:tcW w:type="dxa" w:w="3402"/>
-          </w:tcPr>
-          <w:p>
-            <w:r/>
-            <w:r>
-              <w:rPr>
-                <w:rFonts w:ascii="맑은 고딕" w:hAnsi="맑은 고딕" w:eastAsia="맑은 고딕"/>
-                <w:sz w:val="18"/>
-              </w:rPr>
-              <w:t>opening_perimeter</w:t>
-            </w:r>
-          </w:p>
-        </w:tc>
-        <w:tc>
-          <w:tcPr>
-            <w:tcW w:type="dxa" w:w="1701"/>
-          </w:tcPr>
-          <w:p>
-            <w:r/>
-            <w:r>
-              <w:rPr>
-                <w:rFonts w:ascii="맑은 고딕" w:hAnsi="맑은 고딕" w:eastAsia="맑은 고딕"/>
-                <w:sz w:val="18"/>
-              </w:rPr>
-              <w:t>5</w:t>
-            </w:r>
-          </w:p>
-        </w:tc>
-        <w:tc>
-          <w:tcPr>
-            <w:tcW w:type="dxa" w:w="1134"/>
-          </w:tcPr>
-          <w:p>
-            <w:r/>
-            <w:r>
-              <w:rPr>
-                <w:rFonts w:ascii="맑은 고딕" w:hAnsi="맑은 고딕" w:eastAsia="맑은 고딕"/>
-                <w:sz w:val="18"/>
+            <w:tcW w:type="dxa" w:w="1928"/>
+          </w:tcPr>
+          <w:p>
+            <w:r/>
+            <w:r>
+              <w:rPr>
+                <w:rFonts w:ascii="맑은 고딕" w:hAnsi="맑은 고딕" w:eastAsia="맑은 고딕"/>
+                <w:sz w:val="16"/>
+              </w:rPr>
+              <w:t>리프트 승강구</w:t>
+            </w:r>
+          </w:p>
+        </w:tc>
+        <w:tc>
+          <w:tcPr>
+            <w:tcW w:type="dxa" w:w="907"/>
+          </w:tcPr>
+          <w:p>
+            <w:r/>
+            <w:r>
+              <w:rPr>
+                <w:rFonts w:ascii="맑은 고딕" w:hAnsi="맑은 고딕" w:eastAsia="맑은 고딕"/>
+                <w:sz w:val="16"/>
+              </w:rPr>
+              <w:t>10</w:t>
+            </w:r>
+          </w:p>
+        </w:tc>
+        <w:tc>
+          <w:tcPr>
+            <w:tcW w:type="dxa" w:w="1361"/>
+          </w:tcPr>
+          <w:p>
+            <w:r/>
+            <w:r>
+              <w:rPr>
+                <w:rFonts w:ascii="맑은 고딕" w:hAnsi="맑은 고딕" w:eastAsia="맑은 고딕"/>
+                <w:sz w:val="16"/>
+              </w:rPr>
+              <w:t>떨어짐 · 끼임</w:t>
+            </w:r>
+          </w:p>
+        </w:tc>
+        <w:tc>
+          <w:tcPr>
+            <w:tcW w:type="dxa" w:w="2835"/>
+          </w:tcPr>
+          <w:p>
+            <w:r/>
+            <w:r>
+              <w:rPr>
+                <w:rFonts w:ascii="맑은 고딕" w:hAnsi="맑은 고딕" w:eastAsia="맑은 고딕"/>
+                <w:sz w:val="16"/>
+              </w:rPr>
+              <w:t>가설계획서의 건설용 리프트 설치 위치</w:t>
+            </w:r>
+          </w:p>
+        </w:tc>
+        <w:tc>
+          <w:tcPr>
+            <w:tcW w:type="dxa" w:w="907"/>
+          </w:tcPr>
+          <w:p>
+            <w:r/>
+            <w:r>
+              <w:rPr>
+                <w:rFonts w:ascii="맑은 고딕" w:hAnsi="맑은 고딕" w:eastAsia="맑은 고딕"/>
+                <w:sz w:val="16"/>
               </w:rPr>
               <w:t>[잠정]</w:t>
             </w:r>
@@ -3550,46 +3644,76 @@
       <w:tr>
         <w:tc>
           <w:tcPr>
-            <w:tcW w:type="dxa" w:w="3402"/>
-          </w:tcPr>
-          <w:p>
-            <w:r/>
-            <w:r>
-              <w:rPr>
-                <w:rFonts w:ascii="맑은 고딕" w:hAnsi="맑은 고딕" w:eastAsia="맑은 고딕"/>
-                <w:sz w:val="18"/>
-              </w:rPr>
-              <w:t>lift_landing</w:t>
-            </w:r>
-          </w:p>
-        </w:tc>
-        <w:tc>
-          <w:tcPr>
-            <w:tcW w:type="dxa" w:w="1701"/>
-          </w:tcPr>
-          <w:p>
-            <w:r/>
-            <w:r>
-              <w:rPr>
-                <w:rFonts w:ascii="맑은 고딕" w:hAnsi="맑은 고딕" w:eastAsia="맑은 고딕"/>
-                <w:sz w:val="18"/>
-              </w:rPr>
-              <w:t>4</w:t>
-            </w:r>
-          </w:p>
-        </w:tc>
-        <w:tc>
-          <w:tcPr>
-            <w:tcW w:type="dxa" w:w="1134"/>
-          </w:tcPr>
-          <w:p>
-            <w:r/>
-            <w:r>
-              <w:rPr>
-                <w:rFonts w:ascii="맑은 고딕" w:hAnsi="맑은 고딕" w:eastAsia="맑은 고딕"/>
-                <w:sz w:val="18"/>
-              </w:rPr>
-              <w:t>[잠정]</w:t>
+            <w:tcW w:type="dxa" w:w="1928"/>
+          </w:tcPr>
+          <w:p>
+            <w:r/>
+            <w:r>
+              <w:rPr>
+                <w:rFonts w:ascii="맑은 고딕" w:hAnsi="맑은 고딕" w:eastAsia="맑은 고딕"/>
+                <w:sz w:val="16"/>
+              </w:rPr>
+              <w:t>개구부 주변</w:t>
+            </w:r>
+          </w:p>
+        </w:tc>
+        <w:tc>
+          <w:tcPr>
+            <w:tcW w:type="dxa" w:w="907"/>
+          </w:tcPr>
+          <w:p>
+            <w:r/>
+            <w:r>
+              <w:rPr>
+                <w:rFonts w:ascii="맑은 고딕" w:hAnsi="맑은 고딕" w:eastAsia="맑은 고딕"/>
+                <w:sz w:val="16"/>
+              </w:rPr>
+              <w:t>10</w:t>
+            </w:r>
+          </w:p>
+        </w:tc>
+        <w:tc>
+          <w:tcPr>
+            <w:tcW w:type="dxa" w:w="1361"/>
+          </w:tcPr>
+          <w:p>
+            <w:r/>
+            <w:r>
+              <w:rPr>
+                <w:rFonts w:ascii="맑은 고딕" w:hAnsi="맑은 고딕" w:eastAsia="맑은 고딕"/>
+                <w:sz w:val="16"/>
+              </w:rPr>
+              <w:t>떨어짐</w:t>
+            </w:r>
+          </w:p>
+        </w:tc>
+        <w:tc>
+          <w:tcPr>
+            <w:tcW w:type="dxa" w:w="2835"/>
+          </w:tcPr>
+          <w:p>
+            <w:r/>
+            <w:r>
+              <w:rPr>
+                <w:rFonts w:ascii="맑은 고딕" w:hAnsi="맑은 고딕" w:eastAsia="맑은 고딕"/>
+                <w:sz w:val="16"/>
+              </w:rPr>
+              <w:t>derived:R4_opening</w:t>
+            </w:r>
+          </w:p>
+        </w:tc>
+        <w:tc>
+          <w:tcPr>
+            <w:tcW w:type="dxa" w:w="907"/>
+          </w:tcPr>
+          <w:p>
+            <w:r/>
+            <w:r>
+              <w:rPr>
+                <w:rFonts w:ascii="맑은 고딕" w:hAnsi="맑은 고딕" w:eastAsia="맑은 고딕"/>
+                <w:sz w:val="16"/>
+              </w:rPr>
+              <w:t>[실측]</w:t>
             </w:r>
           </w:p>
         </w:tc>
@@ -3597,46 +3721,76 @@
       <w:tr>
         <w:tc>
           <w:tcPr>
-            <w:tcW w:type="dxa" w:w="3402"/>
-          </w:tcPr>
-          <w:p>
-            <w:r/>
-            <w:r>
-              <w:rPr>
-                <w:rFonts w:ascii="맑은 고딕" w:hAnsi="맑은 고딕" w:eastAsia="맑은 고딕"/>
-                <w:sz w:val="18"/>
-              </w:rPr>
-              <w:t>tower_crane_radius</w:t>
-            </w:r>
-          </w:p>
-        </w:tc>
-        <w:tc>
-          <w:tcPr>
-            <w:tcW w:type="dxa" w:w="1701"/>
-          </w:tcPr>
-          <w:p>
-            <w:r/>
-            <w:r>
-              <w:rPr>
-                <w:rFonts w:ascii="맑은 고딕" w:hAnsi="맑은 고딕" w:eastAsia="맑은 고딕"/>
-                <w:sz w:val="18"/>
-              </w:rPr>
-              <w:t>3</w:t>
-            </w:r>
-          </w:p>
-        </w:tc>
-        <w:tc>
-          <w:tcPr>
-            <w:tcW w:type="dxa" w:w="1134"/>
-          </w:tcPr>
-          <w:p>
-            <w:r/>
-            <w:r>
-              <w:rPr>
-                <w:rFonts w:ascii="맑은 고딕" w:hAnsi="맑은 고딕" w:eastAsia="맑은 고딕"/>
-                <w:sz w:val="18"/>
-              </w:rPr>
-              <w:t>[잠정]</w:t>
+            <w:tcW w:type="dxa" w:w="1928"/>
+          </w:tcPr>
+          <w:p>
+            <w:r/>
+            <w:r>
+              <w:rPr>
+                <w:rFonts w:ascii="맑은 고딕" w:hAnsi="맑은 고딕" w:eastAsia="맑은 고딕"/>
+                <w:sz w:val="16"/>
+              </w:rPr>
+              <w:t>슬래브 단부</w:t>
+            </w:r>
+          </w:p>
+        </w:tc>
+        <w:tc>
+          <w:tcPr>
+            <w:tcW w:type="dxa" w:w="907"/>
+          </w:tcPr>
+          <w:p>
+            <w:r/>
+            <w:r>
+              <w:rPr>
+                <w:rFonts w:ascii="맑은 고딕" w:hAnsi="맑은 고딕" w:eastAsia="맑은 고딕"/>
+                <w:sz w:val="16"/>
+              </w:rPr>
+              <w:t>10</w:t>
+            </w:r>
+          </w:p>
+        </w:tc>
+        <w:tc>
+          <w:tcPr>
+            <w:tcW w:type="dxa" w:w="1361"/>
+          </w:tcPr>
+          <w:p>
+            <w:r/>
+            <w:r>
+              <w:rPr>
+                <w:rFonts w:ascii="맑은 고딕" w:hAnsi="맑은 고딕" w:eastAsia="맑은 고딕"/>
+                <w:sz w:val="16"/>
+              </w:rPr>
+              <w:t>떨어짐</w:t>
+            </w:r>
+          </w:p>
+        </w:tc>
+        <w:tc>
+          <w:tcPr>
+            <w:tcW w:type="dxa" w:w="2835"/>
+          </w:tcPr>
+          <w:p>
+            <w:r/>
+            <w:r>
+              <w:rPr>
+                <w:rFonts w:ascii="맑은 고딕" w:hAnsi="맑은 고딕" w:eastAsia="맑은 고딕"/>
+                <w:sz w:val="16"/>
+              </w:rPr>
+              <w:t>derived:R1_slab_edge</w:t>
+            </w:r>
+          </w:p>
+        </w:tc>
+        <w:tc>
+          <w:tcPr>
+            <w:tcW w:type="dxa" w:w="907"/>
+          </w:tcPr>
+          <w:p>
+            <w:r/>
+            <w:r>
+              <w:rPr>
+                <w:rFonts w:ascii="맑은 고딕" w:hAnsi="맑은 고딕" w:eastAsia="맑은 고딕"/>
+                <w:sz w:val="16"/>
+              </w:rPr>
+              <w:t>[실측]</w:t>
             </w:r>
           </w:p>
         </w:tc>
@@ -3644,44 +3798,74 @@
       <w:tr>
         <w:tc>
           <w:tcPr>
-            <w:tcW w:type="dxa" w:w="3402"/>
-          </w:tcPr>
-          <w:p>
-            <w:r/>
-            <w:r>
-              <w:rPr>
-                <w:rFonts w:ascii="맑은 고딕" w:hAnsi="맑은 고딕" w:eastAsia="맑은 고딕"/>
-                <w:sz w:val="18"/>
-              </w:rPr>
-              <w:t>material_yard</w:t>
-            </w:r>
-          </w:p>
-        </w:tc>
-        <w:tc>
-          <w:tcPr>
-            <w:tcW w:type="dxa" w:w="1701"/>
-          </w:tcPr>
-          <w:p>
-            <w:r/>
-            <w:r>
-              <w:rPr>
-                <w:rFonts w:ascii="맑은 고딕" w:hAnsi="맑은 고딕" w:eastAsia="맑은 고딕"/>
-                <w:sz w:val="18"/>
-              </w:rPr>
-              <w:t>2</w:t>
-            </w:r>
-          </w:p>
-        </w:tc>
-        <w:tc>
-          <w:tcPr>
-            <w:tcW w:type="dxa" w:w="1134"/>
-          </w:tcPr>
-          <w:p>
-            <w:r/>
-            <w:r>
-              <w:rPr>
-                <w:rFonts w:ascii="맑은 고딕" w:hAnsi="맑은 고딕" w:eastAsia="맑은 고딕"/>
-                <w:sz w:val="18"/>
+            <w:tcW w:type="dxa" w:w="1928"/>
+          </w:tcPr>
+          <w:p>
+            <w:r/>
+            <w:r>
+              <w:rPr>
+                <w:rFonts w:ascii="맑은 고딕" w:hAnsi="맑은 고딕" w:eastAsia="맑은 고딕"/>
+                <w:sz w:val="16"/>
+              </w:rPr>
+              <w:t>타워크레인 인양반경</w:t>
+            </w:r>
+          </w:p>
+        </w:tc>
+        <w:tc>
+          <w:tcPr>
+            <w:tcW w:type="dxa" w:w="907"/>
+          </w:tcPr>
+          <w:p>
+            <w:r/>
+            <w:r>
+              <w:rPr>
+                <w:rFonts w:ascii="맑은 고딕" w:hAnsi="맑은 고딕" w:eastAsia="맑은 고딕"/>
+                <w:sz w:val="16"/>
+              </w:rPr>
+              <w:t>4</w:t>
+            </w:r>
+          </w:p>
+        </w:tc>
+        <w:tc>
+          <w:tcPr>
+            <w:tcW w:type="dxa" w:w="1361"/>
+          </w:tcPr>
+          <w:p>
+            <w:r/>
+            <w:r>
+              <w:rPr>
+                <w:rFonts w:ascii="맑은 고딕" w:hAnsi="맑은 고딕" w:eastAsia="맑은 고딕"/>
+                <w:sz w:val="16"/>
+              </w:rPr>
+              <w:t>물체에 맞음</w:t>
+            </w:r>
+          </w:p>
+        </w:tc>
+        <w:tc>
+          <w:tcPr>
+            <w:tcW w:type="dxa" w:w="2835"/>
+          </w:tcPr>
+          <w:p>
+            <w:r/>
+            <w:r>
+              <w:rPr>
+                <w:rFonts w:ascii="맑은 고딕" w:hAnsi="맑은 고딕" w:eastAsia="맑은 고딕"/>
+                <w:sz w:val="16"/>
+              </w:rPr>
+              <w:t>가설계획서의 타워크레인 마스트 위치와 지브 길이</w:t>
+            </w:r>
+          </w:p>
+        </w:tc>
+        <w:tc>
+          <w:tcPr>
+            <w:tcW w:type="dxa" w:w="907"/>
+          </w:tcPr>
+          <w:p>
+            <w:r/>
+            <w:r>
+              <w:rPr>
+                <w:rFonts w:ascii="맑은 고딕" w:hAnsi="맑은 고딕" w:eastAsia="맑은 고딕"/>
+                <w:sz w:val="16"/>
               </w:rPr>
               <w:t>[잠정]</w:t>
             </w:r>
@@ -3691,14 +3875,245 @@
       <w:tr>
         <w:tc>
           <w:tcPr>
-            <w:tcW w:type="dxa" w:w="3402"/>
-          </w:tcPr>
-          <w:p>
-            <w:r/>
-            <w:r>
-              <w:rPr>
-                <w:rFonts w:ascii="맑은 고딕" w:hAnsi="맑은 고딕" w:eastAsia="맑은 고딕"/>
-                <w:sz w:val="18"/>
+            <w:tcW w:type="dxa" w:w="1928"/>
+          </w:tcPr>
+          <w:p>
+            <w:r/>
+            <w:r>
+              <w:rPr>
+                <w:rFonts w:ascii="맑은 고딕" w:hAnsi="맑은 고딕" w:eastAsia="맑은 고딕"/>
+                <w:sz w:val="16"/>
+              </w:rPr>
+              <w:t>자재 야적장</w:t>
+            </w:r>
+          </w:p>
+        </w:tc>
+        <w:tc>
+          <w:tcPr>
+            <w:tcW w:type="dxa" w:w="907"/>
+          </w:tcPr>
+          <w:p>
+            <w:r/>
+            <w:r>
+              <w:rPr>
+                <w:rFonts w:ascii="맑은 고딕" w:hAnsi="맑은 고딕" w:eastAsia="맑은 고딕"/>
+                <w:sz w:val="16"/>
+              </w:rPr>
+              <w:t>3</w:t>
+            </w:r>
+          </w:p>
+        </w:tc>
+        <w:tc>
+          <w:tcPr>
+            <w:tcW w:type="dxa" w:w="1361"/>
+          </w:tcPr>
+          <w:p>
+            <w:r/>
+            <w:r>
+              <w:rPr>
+                <w:rFonts w:ascii="맑은 고딕" w:hAnsi="맑은 고딕" w:eastAsia="맑은 고딕"/>
+                <w:sz w:val="16"/>
+              </w:rPr>
+              <w:t>부딪힘 · 깔림</w:t>
+            </w:r>
+          </w:p>
+        </w:tc>
+        <w:tc>
+          <w:tcPr>
+            <w:tcW w:type="dxa" w:w="2835"/>
+          </w:tcPr>
+          <w:p>
+            <w:r/>
+            <w:r>
+              <w:rPr>
+                <w:rFonts w:ascii="맑은 고딕" w:hAnsi="맑은 고딕" w:eastAsia="맑은 고딕"/>
+                <w:sz w:val="16"/>
+              </w:rPr>
+              <w:t>현장 가설배치도의 자재 야적 구획</w:t>
+            </w:r>
+          </w:p>
+        </w:tc>
+        <w:tc>
+          <w:tcPr>
+            <w:tcW w:type="dxa" w:w="907"/>
+          </w:tcPr>
+          <w:p>
+            <w:r/>
+            <w:r>
+              <w:rPr>
+                <w:rFonts w:ascii="맑은 고딕" w:hAnsi="맑은 고딕" w:eastAsia="맑은 고딕"/>
+                <w:sz w:val="16"/>
+              </w:rPr>
+              <w:t>[잠정]</w:t>
+            </w:r>
+          </w:p>
+        </w:tc>
+      </w:tr>
+      <w:tr>
+        <w:tc>
+          <w:tcPr>
+            <w:tcW w:type="dxa" w:w="1928"/>
+          </w:tcPr>
+          <w:p>
+            <w:r/>
+            <w:r>
+              <w:rPr>
+                <w:rFonts w:ascii="맑은 고딕" w:hAnsi="맑은 고딕" w:eastAsia="맑은 고딕"/>
+                <w:sz w:val="16"/>
+              </w:rPr>
+              <w:t>타설·거푸집 설치면</w:t>
+            </w:r>
+          </w:p>
+        </w:tc>
+        <w:tc>
+          <w:tcPr>
+            <w:tcW w:type="dxa" w:w="907"/>
+          </w:tcPr>
+          <w:p>
+            <w:r/>
+            <w:r>
+              <w:rPr>
+                <w:rFonts w:ascii="맑은 고딕" w:hAnsi="맑은 고딕" w:eastAsia="맑은 고딕"/>
+                <w:sz w:val="16"/>
+              </w:rPr>
+              <w:t>2</w:t>
+            </w:r>
+          </w:p>
+        </w:tc>
+        <w:tc>
+          <w:tcPr>
+            <w:tcW w:type="dxa" w:w="1361"/>
+          </w:tcPr>
+          <w:p>
+            <w:r/>
+            <w:r>
+              <w:rPr>
+                <w:rFonts w:ascii="맑은 고딕" w:hAnsi="맑은 고딕" w:eastAsia="맑은 고딕"/>
+                <w:sz w:val="16"/>
+              </w:rPr>
+              <w:t>무너짐</w:t>
+            </w:r>
+          </w:p>
+        </w:tc>
+        <w:tc>
+          <w:tcPr>
+            <w:tcW w:type="dxa" w:w="2835"/>
+          </w:tcPr>
+          <w:p>
+            <w:r/>
+            <w:r>
+              <w:rPr>
+                <w:rFonts w:ascii="맑은 고딕" w:hAnsi="맑은 고딕" w:eastAsia="맑은 고딕"/>
+                <w:sz w:val="16"/>
+              </w:rPr>
+              <w:t>derived:R3_pour_deck</w:t>
+            </w:r>
+          </w:p>
+        </w:tc>
+        <w:tc>
+          <w:tcPr>
+            <w:tcW w:type="dxa" w:w="907"/>
+          </w:tcPr>
+          <w:p>
+            <w:r/>
+            <w:r>
+              <w:rPr>
+                <w:rFonts w:ascii="맑은 고딕" w:hAnsi="맑은 고딕" w:eastAsia="맑은 고딕"/>
+                <w:sz w:val="16"/>
+              </w:rPr>
+              <w:t>[실측]</w:t>
+            </w:r>
+          </w:p>
+        </w:tc>
+      </w:tr>
+      <w:tr>
+        <w:tc>
+          <w:tcPr>
+            <w:tcW w:type="dxa" w:w="1928"/>
+          </w:tcPr>
+          <w:p>
+            <w:r/>
+            <w:r>
+              <w:rPr>
+                <w:rFonts w:ascii="맑은 고딕" w:hAnsi="맑은 고딕" w:eastAsia="맑은 고딕"/>
+                <w:sz w:val="16"/>
+              </w:rPr>
+              <w:t>굴착면</w:t>
+            </w:r>
+          </w:p>
+        </w:tc>
+        <w:tc>
+          <w:tcPr>
+            <w:tcW w:type="dxa" w:w="907"/>
+          </w:tcPr>
+          <w:p>
+            <w:r/>
+            <w:r>
+              <w:rPr>
+                <w:rFonts w:ascii="맑은 고딕" w:hAnsi="맑은 고딕" w:eastAsia="맑은 고딕"/>
+                <w:sz w:val="16"/>
+              </w:rPr>
+              <w:t>2</w:t>
+            </w:r>
+          </w:p>
+        </w:tc>
+        <w:tc>
+          <w:tcPr>
+            <w:tcW w:type="dxa" w:w="1361"/>
+          </w:tcPr>
+          <w:p>
+            <w:r/>
+            <w:r>
+              <w:rPr>
+                <w:rFonts w:ascii="맑은 고딕" w:hAnsi="맑은 고딕" w:eastAsia="맑은 고딕"/>
+                <w:sz w:val="16"/>
+              </w:rPr>
+              <w:t>무너짐</w:t>
+            </w:r>
+          </w:p>
+        </w:tc>
+        <w:tc>
+          <w:tcPr>
+            <w:tcW w:type="dxa" w:w="2835"/>
+          </w:tcPr>
+          <w:p>
+            <w:r/>
+            <w:r>
+              <w:rPr>
+                <w:rFonts w:ascii="맑은 고딕" w:hAnsi="맑은 고딕" w:eastAsia="맑은 고딕"/>
+                <w:sz w:val="16"/>
+              </w:rPr>
+              <w:t>흙막이·굴착 계획도의 굴착 범위선</w:t>
+            </w:r>
+          </w:p>
+        </w:tc>
+        <w:tc>
+          <w:tcPr>
+            <w:tcW w:type="dxa" w:w="907"/>
+          </w:tcPr>
+          <w:p>
+            <w:r/>
+            <w:r>
+              <w:rPr>
+                <w:rFonts w:ascii="맑은 고딕" w:hAnsi="맑은 고딕" w:eastAsia="맑은 고딕"/>
+                <w:sz w:val="16"/>
+              </w:rPr>
+              <w:t>[잠정]</w:t>
+            </w:r>
+          </w:p>
+        </w:tc>
+      </w:tr>
+      <w:tr>
+        <w:tc>
+          <w:tcPr>
+            <w:tcW w:type="dxa" w:w="1928"/>
+          </w:tcPr>
+          <w:p>
+            <w:r/>
+            <w:r>
+              <w:rPr>
+                <w:rFonts w:ascii="맑은 고딕" w:hAnsi="맑은 고딕" w:eastAsia="맑은 고딕"/>
+                <w:sz w:val="16"/>
               </w:rPr>
               <w:t>그 외</w:t>
             </w:r>
@@ -3706,14 +4121,14 @@
         </w:tc>
         <w:tc>
           <w:tcPr>
-            <w:tcW w:type="dxa" w:w="1701"/>
-          </w:tcPr>
-          <w:p>
-            <w:r/>
-            <w:r>
-              <w:rPr>
-                <w:rFonts w:ascii="맑은 고딕" w:hAnsi="맑은 고딕" w:eastAsia="맑은 고딕"/>
-                <w:sz w:val="18"/>
+            <w:tcW w:type="dxa" w:w="907"/>
+          </w:tcPr>
+          <w:p>
+            <w:r/>
+            <w:r>
+              <w:rPr>
+                <w:rFonts w:ascii="맑은 고딕" w:hAnsi="맑은 고딕" w:eastAsia="맑은 고딕"/>
+                <w:sz w:val="16"/>
               </w:rPr>
               <w:t>1</w:t>
             </w:r>
@@ -3721,14 +4136,44 @@
         </w:tc>
         <w:tc>
           <w:tcPr>
-            <w:tcW w:type="dxa" w:w="1134"/>
-          </w:tcPr>
-          <w:p>
-            <w:r/>
-            <w:r>
-              <w:rPr>
-                <w:rFonts w:ascii="맑은 고딕" w:hAnsi="맑은 고딕" w:eastAsia="맑은 고딕"/>
-                <w:sz w:val="18"/>
+            <w:tcW w:type="dxa" w:w="1361"/>
+          </w:tcPr>
+          <w:p>
+            <w:r/>
+            <w:r>
+              <w:rPr>
+                <w:rFonts w:ascii="맑은 고딕" w:hAnsi="맑은 고딕" w:eastAsia="맑은 고딕"/>
+                <w:sz w:val="16"/>
+              </w:rPr>
+              <w:t>-</w:t>
+            </w:r>
+          </w:p>
+        </w:tc>
+        <w:tc>
+          <w:tcPr>
+            <w:tcW w:type="dxa" w:w="2835"/>
+          </w:tcPr>
+          <w:p>
+            <w:r/>
+            <w:r>
+              <w:rPr>
+                <w:rFonts w:ascii="맑은 고딕" w:hAnsi="맑은 고딕" w:eastAsia="맑은 고딕"/>
+                <w:sz w:val="16"/>
+              </w:rPr>
+              <w:t>기본값</w:t>
+            </w:r>
+          </w:p>
+        </w:tc>
+        <w:tc>
+          <w:tcPr>
+            <w:tcW w:type="dxa" w:w="907"/>
+          </w:tcPr>
+          <w:p>
+            <w:r/>
+            <w:r>
+              <w:rPr>
+                <w:rFonts w:ascii="맑은 고딕" w:hAnsi="맑은 고딕" w:eastAsia="맑은 고딕"/>
+                <w:sz w:val="16"/>
               </w:rPr>
               <w:t>[잠정]</w:t>
             </w:r>
@@ -3749,11 +4194,34 @@
         <w:rPr>
           <w:rFonts w:ascii="맑은 고딕" w:hAnsi="맑은 고딕" w:eastAsia="맑은 고딕"/>
           <w:b w:val="0"/>
-          <w:color w:val="8C2018"/>
+          <w:color w:val="1E2228"/>
           <w:sz w:val="18"/>
         </w:rPr>
-        <w:t xml:space="preserve">가중치 1~5 는 상대 순위를 표현한 값이며 원자료에서 확인된 수치가 아니다. </w:t>
+        <w:t xml:space="preserve">가중치 1~10 은 </w:t>
       </w:r>
+      <w:r>
+        <w:rPr>
+          <w:rFonts w:ascii="맑은 고딕" w:hAnsi="맑은 고딕" w:eastAsia="맑은 고딕"/>
+          <w:b/>
+          <w:color w:val="1E2228"/>
+          <w:sz w:val="18"/>
+        </w:rPr>
+        <w:t>고용노동부 「2025년 3분기 재해조사 대상 사망사고 발생 현황」에서 유도했다</w:t>
+      </w:r>
+      <w:r>
+        <w:rPr>
+          <w:rFonts w:ascii="맑은 고딕" w:hAnsi="맑은 고딕" w:eastAsia="맑은 고딕"/>
+          <w:b w:val="0"/>
+          <w:color w:val="1E2228"/>
+          <w:sz w:val="18"/>
+        </w:rPr>
+        <w:t xml:space="preserve"> — 산식은 docs/reference/위험가중치_근거.md 다. 구역 위치는 `data/zones.json` 입력이거나 `zone_derive` 규칙 도출이며, **모든 구역이 source 를 갖도록 강제**된다(없으면 raise).</w:t>
+      </w:r>
+    </w:p>
+    <w:p>
+      <w:pPr>
+        <w:spacing w:after="120"/>
+      </w:pPr>
       <w:r>
         <w:rPr>
           <w:rFonts w:ascii="맑은 고딕" w:hAnsi="맑은 고딕" w:eastAsia="맑은 고딕"/>
@@ -3761,7 +4229,7 @@
           <w:color w:val="8C2018"/>
           <w:sz w:val="18"/>
         </w:rPr>
-        <w:t>config.RISK_WEIGHT_SOURCE = "hardcoded_provisional"</w:t>
+        <w:t xml:space="preserve">우리는 위험을 판단하지 않는다. </w:t>
       </w:r>
       <w:r>
         <w:rPr>
@@ -3770,7 +4238,7 @@
           <w:color w:val="8C2018"/>
           <w:sz w:val="18"/>
         </w:rPr>
-        <w:t>. LH·국토안전관리원 위험도 지수를 확보하면 이 표만 교체한다.</w:t>
+        <w:t>어디가 위험한지는 현장이 정하고(안전관리계획서·유해위험방지계획서) 우리는 그것을 받는다. 도출 규칙도 우리 판단이 아니라 「산업안전보건기준에 관한 규칙」 조문을 옮긴 것이다.</w:t>
       </w:r>
     </w:p>
     <w:p>
@@ -3891,7 +4359,7 @@
                 <w:rFonts w:ascii="맑은 고딕" w:hAnsi="맑은 고딕" w:eastAsia="맑은 고딕"/>
                 <w:sz w:val="18"/>
               </w:rPr>
-              <w:t>4</w:t>
+              <w:t>8</w:t>
             </w:r>
           </w:p>
         </w:tc>
@@ -3953,7 +4421,7 @@
                 <w:rFonts w:ascii="맑은 고딕" w:hAnsi="맑은 고딕" w:eastAsia="맑은 고딕"/>
                 <w:sz w:val="18"/>
               </w:rPr>
-              <w:t>4</w:t>
+              <w:t>16</w:t>
             </w:r>
           </w:p>
         </w:tc>
@@ -4000,6 +4468,130 @@
                 <w:rFonts w:ascii="맑은 고딕" w:hAnsi="맑은 고딕" w:eastAsia="맑은 고딕"/>
                 <w:sz w:val="18"/>
               </w:rPr>
+              <w:t>scaffold_rail</w:t>
+            </w:r>
+          </w:p>
+        </w:tc>
+        <w:tc>
+          <w:tcPr>
+            <w:tcW w:type="dxa" w:w="1417"/>
+          </w:tcPr>
+          <w:p>
+            <w:r/>
+            <w:r>
+              <w:rPr>
+                <w:rFonts w:ascii="맑은 고딕" w:hAnsi="맑은 고딕" w:eastAsia="맑은 고딕"/>
+                <w:sz w:val="18"/>
+              </w:rPr>
+              <w:t>22</w:t>
+            </w:r>
+          </w:p>
+        </w:tc>
+        <w:tc>
+          <w:tcPr>
+            <w:tcW w:type="dxa" w:w="1701"/>
+          </w:tcPr>
+          <w:p>
+            <w:r/>
+            <w:r>
+              <w:rPr>
+                <w:rFonts w:ascii="맑은 고딕" w:hAnsi="맑은 고딕" w:eastAsia="맑은 고딕"/>
+                <w:sz w:val="18"/>
+              </w:rPr>
+              <w:t>12 m</w:t>
+            </w:r>
+          </w:p>
+        </w:tc>
+        <w:tc>
+          <w:tcPr>
+            <w:tcW w:type="dxa" w:w="1134"/>
+          </w:tcPr>
+          <w:p>
+            <w:r/>
+            <w:r>
+              <w:rPr>
+                <w:rFonts w:ascii="맑은 고딕" w:hAnsi="맑은 고딕" w:eastAsia="맑은 고딕"/>
+                <w:sz w:val="18"/>
+              </w:rPr>
+              <w:t>[잠정]</w:t>
+            </w:r>
+          </w:p>
+        </w:tc>
+      </w:tr>
+      <w:tr>
+        <w:tc>
+          <w:tcPr>
+            <w:tcW w:type="dxa" w:w="2835"/>
+          </w:tcPr>
+          <w:p>
+            <w:r/>
+            <w:r>
+              <w:rPr>
+                <w:rFonts w:ascii="맑은 고딕" w:hAnsi="맑은 고딕" w:eastAsia="맑은 고딕"/>
+                <w:sz w:val="18"/>
+              </w:rPr>
+              <w:t>scaffold_rail</w:t>
+            </w:r>
+          </w:p>
+        </w:tc>
+        <w:tc>
+          <w:tcPr>
+            <w:tcW w:type="dxa" w:w="1417"/>
+          </w:tcPr>
+          <w:p>
+            <w:r/>
+            <w:r>
+              <w:rPr>
+                <w:rFonts w:ascii="맑은 고딕" w:hAnsi="맑은 고딕" w:eastAsia="맑은 고딕"/>
+                <w:sz w:val="18"/>
+              </w:rPr>
+              <w:t>22</w:t>
+            </w:r>
+          </w:p>
+        </w:tc>
+        <w:tc>
+          <w:tcPr>
+            <w:tcW w:type="dxa" w:w="1701"/>
+          </w:tcPr>
+          <w:p>
+            <w:r/>
+            <w:r>
+              <w:rPr>
+                <w:rFonts w:ascii="맑은 고딕" w:hAnsi="맑은 고딕" w:eastAsia="맑은 고딕"/>
+                <w:sz w:val="18"/>
+              </w:rPr>
+              <w:t>8 m</w:t>
+            </w:r>
+          </w:p>
+        </w:tc>
+        <w:tc>
+          <w:tcPr>
+            <w:tcW w:type="dxa" w:w="1134"/>
+          </w:tcPr>
+          <w:p>
+            <w:r/>
+            <w:r>
+              <w:rPr>
+                <w:rFonts w:ascii="맑은 고딕" w:hAnsi="맑은 고딕" w:eastAsia="맑은 고딕"/>
+                <w:sz w:val="18"/>
+              </w:rPr>
+              <w:t>[잠정]</w:t>
+            </w:r>
+          </w:p>
+        </w:tc>
+      </w:tr>
+      <w:tr>
+        <w:tc>
+          <w:tcPr>
+            <w:tcW w:type="dxa" w:w="2835"/>
+          </w:tcPr>
+          <w:p>
+            <w:r/>
+            <w:r>
+              <w:rPr>
+                <w:rFonts w:ascii="맑은 고딕" w:hAnsi="맑은 고딕" w:eastAsia="맑은 고딕"/>
+                <w:sz w:val="18"/>
+              </w:rPr>
               <w:t>boundary_pole</w:t>
             </w:r>
           </w:p>
@@ -4015,7 +4607,7 @@
                 <w:rFonts w:ascii="맑은 고딕" w:hAnsi="맑은 고딕" w:eastAsia="맑은 고딕"/>
                 <w:sz w:val="18"/>
               </w:rPr>
-              <w:t>16</w:t>
+              <w:t>32</w:t>
             </w:r>
           </w:p>
         </w:tc>
@@ -5073,7 +5665,7 @@
                 <w:rFonts w:ascii="맑은 고딕" w:hAnsi="맑은 고딕" w:eastAsia="맑은 고딕"/>
                 <w:sz w:val="18"/>
               </w:rPr>
-              <w:t>499,160</w:t>
+              <w:t>1,521,376</w:t>
             </w:r>
           </w:p>
         </w:tc>
@@ -5088,7 +5680,7 @@
                 <w:rFonts w:ascii="맑은 고딕" w:hAnsi="맑은 고딕" w:eastAsia="맑은 고딕"/>
                 <w:sz w:val="18"/>
               </w:rPr>
-              <w:t>92.7%</w:t>
+              <w:t>94.9%</w:t>
             </w:r>
           </w:p>
         </w:tc>
@@ -5150,7 +5742,7 @@
                 <w:rFonts w:ascii="맑은 고딕" w:hAnsi="맑은 고딕" w:eastAsia="맑은 고딕"/>
                 <w:sz w:val="18"/>
               </w:rPr>
-              <w:t>164,880</w:t>
+              <w:t>597,020</w:t>
             </w:r>
           </w:p>
         </w:tc>
@@ -5165,7 +5757,7 @@
                 <w:rFonts w:ascii="맑은 고딕" w:hAnsi="맑은 고딕" w:eastAsia="맑은 고딕"/>
                 <w:sz w:val="18"/>
               </w:rPr>
-              <w:t>30.6%</w:t>
+              <w:t>37.2%</w:t>
             </w:r>
           </w:p>
         </w:tc>
@@ -5227,7 +5819,7 @@
                 <w:rFonts w:ascii="맑은 고딕" w:hAnsi="맑은 고딕" w:eastAsia="맑은 고딕"/>
                 <w:sz w:val="18"/>
               </w:rPr>
-              <w:t>34,519</w:t>
+              <w:t>157,413</w:t>
             </w:r>
           </w:p>
         </w:tc>
@@ -5242,7 +5834,7 @@
                 <w:rFonts w:ascii="맑은 고딕" w:hAnsi="맑은 고딕" w:eastAsia="맑은 고딕"/>
                 <w:sz w:val="18"/>
               </w:rPr>
-              <w:t>6.4%</w:t>
+              <w:t>9.8%</w:t>
             </w:r>
           </w:p>
         </w:tc>
@@ -5304,7 +5896,7 @@
                 <w:rFonts w:ascii="맑은 고딕" w:hAnsi="맑은 고딕" w:eastAsia="맑은 고딕"/>
                 <w:sz w:val="18"/>
               </w:rPr>
-              <w:t>6,995</w:t>
+              <w:t>31,090</w:t>
             </w:r>
           </w:p>
         </w:tc>
@@ -5319,7 +5911,7 @@
                 <w:rFonts w:ascii="맑은 고딕" w:hAnsi="맑은 고딕" w:eastAsia="맑은 고딕"/>
                 <w:sz w:val="18"/>
               </w:rPr>
-              <w:t>1.3%</w:t>
+              <w:t>1.9%</w:t>
             </w:r>
           </w:p>
         </w:tc>
@@ -5342,7 +5934,7 @@
           <w:color w:val="5C6570"/>
           <w:sz w:val="18"/>
         </w:rPr>
-        <w:t>가시 쌍 538,650개 기준. ρ 중앙값 11.66 px.</w:t>
+        <w:t>가시 쌍 1,603,518개 기준. ρ 중앙값 12.76 px.</w:t>
       </w:r>
     </w:p>
     <w:p>
@@ -5446,7 +6038,7 @@
                 <w:rFonts w:ascii="맑은 고딕" w:hAnsi="맑은 고딕" w:eastAsia="맑은 고딕"/>
                 <w:sz w:val="18"/>
               </w:rPr>
-              <w:t>0.6122</w:t>
+              <w:t>0.5873</w:t>
             </w:r>
           </w:p>
         </w:tc>
@@ -5461,7 +6053,7 @@
                 <w:rFonts w:ascii="맑은 고딕" w:hAnsi="맑은 고딕" w:eastAsia="맑은 고딕"/>
                 <w:sz w:val="18"/>
               </w:rPr>
-              <w:t>11,437</w:t>
+              <w:t>8,202</w:t>
             </w:r>
           </w:p>
         </w:tc>
@@ -5493,7 +6085,7 @@
                 <w:rFonts w:ascii="맑은 고딕" w:hAnsi="맑은 고딕" w:eastAsia="맑은 고딕"/>
                 <w:sz w:val="18"/>
               </w:rPr>
-              <w:t>0.6258</w:t>
+              <w:t>0.5843</w:t>
             </w:r>
           </w:p>
         </w:tc>
@@ -5508,7 +6100,7 @@
                 <w:rFonts w:ascii="맑은 고딕" w:hAnsi="맑은 고딕" w:eastAsia="맑은 고딕"/>
                 <w:sz w:val="18"/>
               </w:rPr>
-              <w:t>9,651</w:t>
+              <w:t>9,926</w:t>
             </w:r>
           </w:p>
         </w:tc>
@@ -5540,7 +6132,7 @@
                 <w:rFonts w:ascii="맑은 고딕" w:hAnsi="맑은 고딕" w:eastAsia="맑은 고딕"/>
                 <w:sz w:val="18"/>
               </w:rPr>
-              <w:t>0.6497</w:t>
+              <w:t>0.6623</w:t>
             </w:r>
           </w:p>
         </w:tc>
@@ -5555,7 +6147,7 @@
                 <w:rFonts w:ascii="맑은 고딕" w:hAnsi="맑은 고딕" w:eastAsia="맑은 고딕"/>
                 <w:sz w:val="18"/>
               </w:rPr>
-              <w:t>5,169</w:t>
+              <w:t>2,706</w:t>
             </w:r>
           </w:p>
         </w:tc>
@@ -5578,7 +6170,7 @@
           <w:color w:val="5C6570"/>
           <w:sz w:val="18"/>
         </w:rPr>
-        <w:t>ΔWDR — empirical_minus_geometric +0.0375 · empirical_minus_assumed +0.0239 · assumed_minus_geometric +0.0136</w:t>
+        <w:t>ΔWDR — empirical_minus_geometric +0.0750 · empirical_minus_assumed +0.0780 · assumed_minus_geometric -0.0030</w:t>
       </w:r>
     </w:p>
     <w:p>
@@ -5729,7 +6321,7 @@
                 <w:rFonts w:ascii="맑은 고딕" w:hAnsi="맑은 고딕" w:eastAsia="맑은 고딕"/>
                 <w:sz w:val="18"/>
               </w:rPr>
-              <w:t>54</w:t>
+              <w:t>1,046</w:t>
             </w:r>
           </w:p>
         </w:tc>
@@ -5744,7 +6336,7 @@
                 <w:rFonts w:ascii="맑은 고딕" w:hAnsi="맑은 고딕" w:eastAsia="맑은 고딕"/>
                 <w:sz w:val="18"/>
               </w:rPr>
-              <w:t>0.01%</w:t>
+              <w:t>0.07%</w:t>
             </w:r>
           </w:p>
         </w:tc>
@@ -5776,7 +6368,7 @@
                 <w:rFonts w:ascii="맑은 고딕" w:hAnsi="맑은 고딕" w:eastAsia="맑은 고딕"/>
                 <w:sz w:val="18"/>
               </w:rPr>
-              <w:t>25,676</w:t>
+              <w:t>60,508</w:t>
             </w:r>
           </w:p>
         </w:tc>
@@ -5791,7 +6383,7 @@
                 <w:rFonts w:ascii="맑은 고딕" w:hAnsi="맑은 고딕" w:eastAsia="맑은 고딕"/>
                 <w:sz w:val="18"/>
               </w:rPr>
-              <w:t>4.77%</w:t>
+              <w:t>3.77%</w:t>
             </w:r>
           </w:p>
         </w:tc>
@@ -5823,7 +6415,7 @@
                 <w:rFonts w:ascii="맑은 고딕" w:hAnsi="맑은 고딕" w:eastAsia="맑은 고딕"/>
                 <w:sz w:val="18"/>
               </w:rPr>
-              <w:t>25,730</w:t>
+              <w:t>61,554</w:t>
             </w:r>
           </w:p>
         </w:tc>
@@ -5838,7 +6430,7 @@
                 <w:rFonts w:ascii="맑은 고딕" w:hAnsi="맑은 고딕" w:eastAsia="맑은 고딕"/>
                 <w:sz w:val="18"/>
               </w:rPr>
-              <w:t>4.78%</w:t>
+              <w:t>3.84%</w:t>
             </w:r>
           </w:p>
         </w:tc>
